--- a/TechnicalPaper/mtg-demand-signal_technical-report.docx
+++ b/TechnicalPaper/mtg-demand-signal_technical-report.docx
@@ -539,7 +539,7 @@
       <w:r>
         <w:drawing>
           <wp:inline>
-            <wp:extent cx="5334000" cy="2960748"/>
+            <wp:extent cx="5334000" cy="2957522"/>
             <wp:effectExtent b="0" l="0" r="0" t="0"/>
             <wp:docPr descr="Distribution" title="" id="22" name="Picture"/>
             <a:graphic>
@@ -560,7 +560,7 @@
                   <pic:spPr bwMode="auto">
                     <a:xfrm>
                       <a:off x="0" y="0"/>
-                      <a:ext cx="5334000" cy="2960748"/>
+                      <a:ext cx="5334000" cy="2957522"/>
                     </a:xfrm>
                     <a:prstGeom prst="rect">
                       <a:avLst/>
@@ -667,19 +667,25 @@
         <w:t xml:space="preserve"> </w:t>
       </w:r>
       <w:r>
-        <w:t xml:space="preserve">The price LEVEL is deliberately not an input to the</w:t>
-      </w:r>
-      <w:r>
-        <w:t xml:space="preserve"> </w:t>
-      </w:r>
-      <w:r>
-        <w:t xml:space="preserve">score (only price appreciation is). Yet when cards are binned by demand decile, the median market</w:t>
-      </w:r>
-      <w:r>
-        <w:t xml:space="preserve"> </w:t>
-      </w:r>
-      <w:r>
-        <w:t xml:space="preserve">price climbs steadily with demand (Spearman correlation</w:t>
+        <w:t xml:space="preserve">The price LEVEL is not a general input to the score</w:t>
+      </w:r>
+      <w:r>
+        <w:t xml:space="preserve"> </w:t>
+      </w:r>
+      <w:r>
+        <w:t xml:space="preserve">(only price appreciation is, plus a residual floor for the small set of Commander-banned cards</w:t>
+      </w:r>
+      <w:r>
+        <w:t xml:space="preserve"> </w:t>
+      </w:r>
+      <w:r>
+        <w:t xml:space="preserve">described below). Yet when cards are binned by demand decile, the median market price climbs steadily</w:t>
+      </w:r>
+      <w:r>
+        <w:t xml:space="preserve"> </w:t>
+      </w:r>
+      <w:r>
+        <w:t xml:space="preserve">with demand (Spearman correlation</w:t>
       </w:r>
       <w:r>
         <w:t xml:space="preserve"> </w:t>
@@ -689,16 +695,16 @@
           <w:bCs/>
           <w:b/>
         </w:rPr>
-        <w:t xml:space="preserve">0.294</w:t>
-      </w:r>
-      <w:r>
-        <w:t xml:space="preserve">). The index lines</w:t>
-      </w:r>
-      <w:r>
-        <w:t xml:space="preserve"> </w:t>
-      </w:r>
-      <w:r>
-        <w:t xml:space="preserve">up with what the market actually pays.</w:t>
+        <w:t xml:space="preserve">0.297</w:t>
+      </w:r>
+      <w:r>
+        <w:t xml:space="preserve">). The index lines up with what the market</w:t>
+      </w:r>
+      <w:r>
+        <w:t xml:space="preserve"> </w:t>
+      </w:r>
+      <w:r>
+        <w:t xml:space="preserve">actually pays.</w:t>
       </w:r>
     </w:p>
     <w:p>
@@ -1684,7 +1690,7 @@
               <w:jc w:val="left"/>
             </w:pPr>
             <w:r>
-              <w:t xml:space="preserve">17,125</w:t>
+              <w:t xml:space="preserve">17,151</w:t>
             </w:r>
           </w:p>
         </w:tc>
@@ -1746,7 +1752,7 @@
               <w:jc w:val="left"/>
             </w:pPr>
             <w:r>
-              <w:t xml:space="preserve">12,635</w:t>
+              <w:t xml:space="preserve">12,614</w:t>
             </w:r>
           </w:p>
         </w:tc>
@@ -1808,19 +1814,19 @@
               <w:jc w:val="left"/>
             </w:pPr>
             <w:r>
-              <w:t xml:space="preserve">16</w:t>
-            </w:r>
-          </w:p>
-        </w:tc>
-        <w:tc>
-          <w:tcPr/>
-          <w:p>
-            <w:pPr>
-              <w:pStyle w:val="Compact"/>
-              <w:jc w:val="left"/>
-            </w:pPr>
-            <w:r>
-              <w:t xml:space="preserve">$2.71</w:t>
+              <w:t xml:space="preserve">11</w:t>
+            </w:r>
+          </w:p>
+        </w:tc>
+        <w:tc>
+          <w:tcPr/>
+          <w:p>
+            <w:pPr>
+              <w:pStyle w:val="Compact"/>
+              <w:jc w:val="left"/>
+            </w:pPr>
+            <w:r>
+              <w:t xml:space="preserve">$2.79</w:t>
             </w:r>
           </w:p>
         </w:tc>
@@ -2047,25 +2053,55 @@
           <w:bCs/>
           <w:b/>
         </w:rPr>
-        <w:t xml:space="preserve">Bans show up as lost demand, once.</w:t>
-      </w:r>
-      <w:r>
-        <w:t xml:space="preserve"> </w:t>
-      </w:r>
-      <w:r>
-        <w:t xml:space="preserve">A Commander ban removes a card from EDHREC inclusion, so a</w:t>
-      </w:r>
-      <w:r>
-        <w:t xml:space="preserve"> </w:t>
-      </w:r>
-      <w:r>
-        <w:t xml:space="preserve">banned card loses its largest component and falls into the lower buckets. Cards banned only in</w:t>
-      </w:r>
-      <w:r>
-        <w:t xml:space="preserve"> </w:t>
-      </w:r>
-      <w:r>
-        <w:t xml:space="preserve">competitive formats (often for being too strong) carry no penalty, because that is not low demand.</w:t>
+        <w:t xml:space="preserve">Bans reduce demand, but do not erase it.</w:t>
+      </w:r>
+      <w:r>
+        <w:t xml:space="preserve"> </w:t>
+      </w:r>
+      <w:r>
+        <w:t xml:space="preserve">A Commander ban removes a card from EDHREC inclusion,</w:t>
+      </w:r>
+      <w:r>
+        <w:t xml:space="preserve"> </w:t>
+      </w:r>
+      <w:r>
+        <w:t xml:space="preserve">so a banned card loses its largest demand component. Much of that demand survives in the eternal</w:t>
+      </w:r>
+      <w:r>
+        <w:t xml:space="preserve"> </w:t>
+      </w:r>
+      <w:r>
+        <w:t xml:space="preserve">formats and the collector market, though, which is revealed by the price the card still commands and</w:t>
+      </w:r>
+      <w:r>
+        <w:t xml:space="preserve"> </w:t>
+      </w:r>
+      <w:r>
+        <w:t xml:space="preserve">how widely it was printed. So Commander-banned cards keep a discounted residual-demand floor built</w:t>
+      </w:r>
+      <w:r>
+        <w:t xml:space="preserve"> </w:t>
+      </w:r>
+      <w:r>
+        <w:t xml:space="preserve">from price level and breadth, which lands still-coveted cards like Mana Crypt and the Power 9 at the</w:t>
+      </w:r>
+      <w:r>
+        <w:t xml:space="preserve"> </w:t>
+      </w:r>
+      <w:r>
+        <w:t xml:space="preserve">top of the Moderate band instead of in the basement, while genuinely dead banned cards (low price)</w:t>
+      </w:r>
+      <w:r>
+        <w:t xml:space="preserve"> </w:t>
+      </w:r>
+      <w:r>
+        <w:t xml:space="preserve">stay low. Cards banned only in competitive formats (often for being too strong) carry no penalty.</w:t>
+      </w:r>
+      <w:r>
+        <w:t xml:space="preserve"> </w:t>
+      </w:r>
+      <w:r>
+        <w:t xml:space="preserve">WotC-removed offensive cards are excluded from the floor so it never elevates them.</w:t>
       </w:r>
     </w:p>
     <w:p>
